--- a/2026_05_未来飞行器大赛/output/项目报告书_低空违建巡查系统.docx
+++ b/2026_05_未来飞行器大赛/output/项目报告书_低空违建巡查系统.docx
@@ -538,7 +538,7 @@
           <w:b w:val="0"/>
           <w:sz w:val="22"/>
         </w:rPr>
-        <w:t>城市密集区：高层违建、 rooftop 加建、阳台外扩等。</w:t>
+        <w:t>城市密集区：高层违建、屋顶加建、阳台外扩等。</w:t>
       </w:r>
     </w:p>
     <w:p>

--- a/2026_05_未来飞行器大赛/output/项目报告书_低空违建巡查系统.docx
+++ b/2026_05_未来飞行器大赛/output/项目报告书_低空违建巡查系统.docx
@@ -2436,7 +2436,7 @@
       <w:r>
         <w:drawing>
           <wp:inline xmlns:a="http://schemas.openxmlformats.org/drawingml/2006/main" xmlns:pic="http://schemas.openxmlformats.org/drawingml/2006/picture">
-            <wp:extent cx="5486400" cy="3286065"/>
+            <wp:extent cx="5486400" cy="3283177"/>
             <wp:docPr id="3" name="Picture 3"/>
             <wp:cNvGraphicFramePr>
               <a:graphicFrameLocks noChangeAspect="1"/>
@@ -2457,7 +2457,7 @@
                   <pic:spPr>
                     <a:xfrm>
                       <a:off x="0" y="0"/>
-                      <a:ext cx="5486400" cy="3286065"/>
+                      <a:ext cx="5486400" cy="3283177"/>
                     </a:xfrm>
                     <a:prstGeom prst="rect"/>
                   </pic:spPr>
@@ -3552,7 +3552,7 @@
       <w:r>
         <w:drawing>
           <wp:inline xmlns:a="http://schemas.openxmlformats.org/drawingml/2006/main" xmlns:pic="http://schemas.openxmlformats.org/drawingml/2006/picture">
-            <wp:extent cx="5486400" cy="4549166"/>
+            <wp:extent cx="5486400" cy="4540898"/>
             <wp:docPr id="4" name="Picture 4"/>
             <wp:cNvGraphicFramePr>
               <a:graphicFrameLocks noChangeAspect="1"/>
@@ -3573,7 +3573,7 @@
                   <pic:spPr>
                     <a:xfrm>
                       <a:off x="0" y="0"/>
-                      <a:ext cx="5486400" cy="4549166"/>
+                      <a:ext cx="5486400" cy="4540898"/>
                     </a:xfrm>
                     <a:prstGeom prst="rect"/>
                   </pic:spPr>

--- a/2026_05_未来飞行器大赛/output/项目报告书_低空违建巡查系统.docx
+++ b/2026_05_未来飞行器大赛/output/项目报告书_低空违建巡查系统.docx
@@ -2436,7 +2436,7 @@
       <w:r>
         <w:drawing>
           <wp:inline xmlns:a="http://schemas.openxmlformats.org/drawingml/2006/main" xmlns:pic="http://schemas.openxmlformats.org/drawingml/2006/picture">
-            <wp:extent cx="5486400" cy="3283177"/>
+            <wp:extent cx="5486400" cy="3286065"/>
             <wp:docPr id="3" name="Picture 3"/>
             <wp:cNvGraphicFramePr>
               <a:graphicFrameLocks noChangeAspect="1"/>
@@ -2457,7 +2457,7 @@
                   <pic:spPr>
                     <a:xfrm>
                       <a:off x="0" y="0"/>
-                      <a:ext cx="5486400" cy="3283177"/>
+                      <a:ext cx="5486400" cy="3286065"/>
                     </a:xfrm>
                     <a:prstGeom prst="rect"/>
                   </pic:spPr>
@@ -3552,7 +3552,7 @@
       <w:r>
         <w:drawing>
           <wp:inline xmlns:a="http://schemas.openxmlformats.org/drawingml/2006/main" xmlns:pic="http://schemas.openxmlformats.org/drawingml/2006/picture">
-            <wp:extent cx="5486400" cy="4540898"/>
+            <wp:extent cx="5486400" cy="4549166"/>
             <wp:docPr id="4" name="Picture 4"/>
             <wp:cNvGraphicFramePr>
               <a:graphicFrameLocks noChangeAspect="1"/>
@@ -3573,7 +3573,7 @@
                   <pic:spPr>
                     <a:xfrm>
                       <a:off x="0" y="0"/>
-                      <a:ext cx="5486400" cy="4540898"/>
+                      <a:ext cx="5486400" cy="4549166"/>
                     </a:xfrm>
                     <a:prstGeom prst="rect"/>
                   </pic:spPr>
